--- a/тау/3.docx
+++ b/тау/3.docx
@@ -275,7 +275,13 @@
         <w:t>И</w:t>
       </w:r>
       <w:r>
-        <w:t>зучить языки Техно ST и Техно FBD среды Trace Mode, реализовать систему АСУ ТП с использованием программной обработки.</w:t>
+        <w:t xml:space="preserve">зучить языки Техно ST и Техно FBD среды Trace Mode, </w:t>
+      </w:r>
+      <w:r>
+        <w:t xml:space="preserve">разработать </w:t>
+      </w:r>
+      <w:r>
+        <w:t>систему АСУ ТП с использованием программной обработки.</w:t>
       </w:r>
     </w:p>
     <w:p>
@@ -288,7 +294,13 @@
         <w:t>В</w:t>
       </w:r>
       <w:r>
-        <w:t>зять за основу проект из второй лабораторной работы, добавить каналы для стоимости продукта, расхода, суммарного расхода, суммарной стоимости и периода генерации, удалить использовавшийся генератор, снять флаг «использовать» на панели обработка у всех каналов. Добавить кнопки для ввода значений, объекты текст для отображения. Создать FBD диаграмму, генерирующую уровень продукта (период не меньше 10, сигнал отмасштабирован). Создать программу ST для проверки стоимости и расхода (если меньше 1 — установить 1), расчёта суммарного расхода и суммарной стоимости</w:t>
+        <w:t xml:space="preserve">зять за основу </w:t>
+      </w:r>
+      <w:r>
+        <w:t>модель</w:t>
+      </w:r>
+      <w:r>
+        <w:t xml:space="preserve"> из второй лабораторной работы, добавить каналы для стоимости продукта, расхода, суммарного расхода, суммарной стоимости и периода генерации, удалить использовавшийся генератор, снять флаг «использовать» на панели обработка у всех каналов. Добавить кнопки для ввода значений, объекты текст для отображения. Создать FBD диаграмму, генерирующую уровень продукта (период не меньше 10, сигнал отмасштабирован). Создать программу ST для проверки стоимости и расхода (если меньше 1 — установить 1), расчёта суммарного расхода и суммарной стоимости</w:t>
       </w:r>
       <w:r>
         <w:br w:type="page"/>
@@ -305,7 +317,7 @@
     </w:p>
     <w:p>
       <w:r>
-        <w:t>Создание проекта. Сохранён проект из работы 2 под новым именем. Удалён генератор, привязанный к каналу «Уровень». Для каналов установлен период пересчёта 1 секунда.</w:t>
+        <w:t>Для каналов установлен период пересчёта 1 секунда.</w:t>
       </w:r>
     </w:p>
     <w:p>
@@ -809,6 +821,9 @@
     </w:p>
     <w:p>
       <w:r>
+        <w:rPr>
+          <w:noProof/>
+        </w:rPr>
         <w:drawing>
           <wp:inline distT="0" distB="0" distL="0" distR="0" wp14:anchorId="35E82ADB" wp14:editId="26C0D340">
             <wp:extent cx="4991357" cy="1352620"/>
@@ -851,16 +866,7 @@
         <w:jc w:val="center"/>
       </w:pPr>
       <w:r>
-        <w:t xml:space="preserve">Рисунок </w:t>
-      </w:r>
-      <w:r>
-        <w:t>9</w:t>
-      </w:r>
-      <w:r>
-        <w:t xml:space="preserve"> – </w:t>
-      </w:r>
-      <w:r>
-        <w:t xml:space="preserve">Аргументы </w:t>
+        <w:t xml:space="preserve">Рисунок 9 – Аргументы </w:t>
       </w:r>
       <w:r>
         <w:rPr>
@@ -872,17 +878,17 @@
         <w:t xml:space="preserve"> </w:t>
       </w:r>
       <w:r>
-        <w:t>программы</w:t>
-      </w:r>
-      <w:r>
-        <w:t>.</w:t>
-      </w:r>
-    </w:p>
-    <w:p>
-      <w:pPr>
-        <w:jc w:val="center"/>
-      </w:pPr>
-      <w:r>
+        <w:t>программы.</w:t>
+      </w:r>
+    </w:p>
+    <w:p>
+      <w:pPr>
+        <w:jc w:val="center"/>
+      </w:pPr>
+      <w:r>
+        <w:rPr>
+          <w:noProof/>
+        </w:rPr>
         <w:drawing>
           <wp:inline distT="0" distB="0" distL="0" distR="0" wp14:anchorId="5000EFFB" wp14:editId="4F0361B3">
             <wp:extent cx="5004057" cy="488975"/>
@@ -925,27 +931,12 @@
         <w:jc w:val="center"/>
       </w:pPr>
       <w:r>
-        <w:t xml:space="preserve">Рисунок </w:t>
-      </w:r>
-      <w:r>
-        <w:t>10</w:t>
-      </w:r>
-      <w:r>
-        <w:t xml:space="preserve"> – </w:t>
-      </w:r>
-      <w:r>
-        <w:t>Глобальные переменные программы</w:t>
-      </w:r>
-      <w:r>
-        <w:t>.</w:t>
-      </w:r>
-    </w:p>
-    <w:p>
-      <w:pPr>
-        <w:jc w:val="center"/>
-        <w:rPr>
-          <w:lang w:val="en-US"/>
-        </w:rPr>
+        <w:t>Рисунок 10 – Глобальные переменные программы.</w:t>
+      </w:r>
+    </w:p>
+    <w:p>
+      <w:pPr>
+        <w:jc w:val="center"/>
       </w:pPr>
     </w:p>
     <w:p>
@@ -960,7 +951,13 @@
     </w:p>
     <w:p>
       <w:r>
-        <w:t>Вывод: изучены языки Техно ST и Техно FBD среды Trace Mode, реализована система АСУ ТП с программной обработкой данных.</w:t>
+        <w:t xml:space="preserve">Вывод: изучены языки Техно ST и Техно FBD среды Trace Mode, </w:t>
+      </w:r>
+      <w:r>
+        <w:t xml:space="preserve">разработана модель </w:t>
+      </w:r>
+      <w:r>
+        <w:t>АСУ ТП с программной обработкой данных.</w:t>
       </w:r>
     </w:p>
     <w:p>
